--- a/06_산출물_문서/3계층_양식기록/F-808-01_시정조치요구서.docx
+++ b/06_산출물_문서/3계층_양식기록/F-808-01_시정조치요구서.docx
@@ -270,11 +270,11 @@
     </w:p>
     <w:tbl>
       <w:tblPr>
-        <w:tblW w:w="8788" w:type="dxa"/>
         <w:tblCellMar>
           <w:left w:w="108" w:type="dxa"/>
           <w:right w:w="108" w:type="dxa"/>
         </w:tblCellMar>
+        <w:tblW w:w="8788" w:type="dxa"/>
         <w:tblBorders>
           <w:top w:val="single" w:sz="4" w:color="2E74B5" w:space="0"/>
           <w:left w:val="single" w:sz="4" w:color="2E74B5" w:space="0"/>
@@ -294,13 +294,13 @@
         <w:tc>
           <w:tcPr>
             <w:tcW w:w="1500" w:type="dxa"/>
-            <w:shd w:val="clear" w:color="auto" w:fill="D9D9D9"/>
-            <w:tcMar>
-              <w:top w:w="60" w:type="dxa"/>
-              <w:left w:w="120" w:type="dxa"/>
-              <w:bottom w:w="60" w:type="dxa"/>
-              <w:right w:w="120" w:type="dxa"/>
-            </w:tcMar>
+            <w:tcMar>
+              <w:top w:w="60" w:type="dxa"/>
+              <w:left w:w="120" w:type="dxa"/>
+              <w:bottom w:w="60" w:type="dxa"/>
+              <w:right w:w="120" w:type="dxa"/>
+            </w:tcMar>
+            <w:shd w:val="clear" w:color="auto" w:fill="DEEAF1"/>
           </w:tcPr>
           <w:p>
             <w:pPr>
@@ -320,13 +320,13 @@
         <w:tc>
           <w:tcPr>
             <w:tcW w:w="2800" w:type="dxa"/>
-            <w:shd w:val="clear" w:color="auto" w:fill="D9D9D9"/>
-            <w:tcMar>
-              <w:top w:w="60" w:type="dxa"/>
-              <w:left w:w="120" w:type="dxa"/>
-              <w:bottom w:w="60" w:type="dxa"/>
-              <w:right w:w="120" w:type="dxa"/>
-            </w:tcMar>
+            <w:tcMar>
+              <w:top w:w="60" w:type="dxa"/>
+              <w:left w:w="120" w:type="dxa"/>
+              <w:bottom w:w="60" w:type="dxa"/>
+              <w:right w:w="120" w:type="dxa"/>
+            </w:tcMar>
+            <w:shd w:val="clear" w:color="auto" w:fill="DEEAF1"/>
           </w:tcPr>
           <w:p>
             <w:pPr>
@@ -346,13 +346,13 @@
         <w:tc>
           <w:tcPr>
             <w:tcW w:w="2000" w:type="dxa"/>
-            <w:shd w:val="clear" w:color="auto" w:fill="D9D9D9"/>
-            <w:tcMar>
-              <w:top w:w="60" w:type="dxa"/>
-              <w:left w:w="120" w:type="dxa"/>
-              <w:bottom w:w="60" w:type="dxa"/>
-              <w:right w:w="120" w:type="dxa"/>
-            </w:tcMar>
+            <w:tcMar>
+              <w:top w:w="60" w:type="dxa"/>
+              <w:left w:w="120" w:type="dxa"/>
+              <w:bottom w:w="60" w:type="dxa"/>
+              <w:right w:w="120" w:type="dxa"/>
+            </w:tcMar>
+            <w:shd w:val="clear" w:color="auto" w:fill="DEEAF1"/>
           </w:tcPr>
           <w:p>
             <w:pPr>
@@ -372,13 +372,13 @@
         <w:tc>
           <w:tcPr>
             <w:tcW w:w="2488" w:type="dxa"/>
-            <w:shd w:val="clear" w:color="auto" w:fill="D9D9D9"/>
-            <w:tcMar>
-              <w:top w:w="60" w:type="dxa"/>
-              <w:left w:w="120" w:type="dxa"/>
-              <w:bottom w:w="60" w:type="dxa"/>
-              <w:right w:w="120" w:type="dxa"/>
-            </w:tcMar>
+            <w:tcMar>
+              <w:top w:w="60" w:type="dxa"/>
+              <w:left w:w="120" w:type="dxa"/>
+              <w:bottom w:w="60" w:type="dxa"/>
+              <w:right w:w="120" w:type="dxa"/>
+            </w:tcMar>
+            <w:shd w:val="clear" w:color="auto" w:fill="DEEAF1"/>
           </w:tcPr>
           <w:p>
             <w:pPr>
@@ -1280,18 +1280,10 @@
           </w:p>
         </w:tc>
         <w:tc>
-          <w:tcPr>
-            <w:tcMar>
-              <w:top w:w="60" w:type="dxa"/>
-              <w:left w:w="120" w:type="dxa"/>
-              <w:bottom w:w="60" w:type="dxa"/>
-              <w:right w:w="120" w:type="dxa"/>
-            </w:tcMar>
-          </w:tcPr>
-          <w:p>
-            <w:pPr>
-              <w:pStyle w:val="Compact"/>
-              <w:wordWrap w:val="1"/>
+          <w:tcPr/>
+          <w:p>
+            <w:pPr>
+              <w:pStyle w:val="Compact"/>
             </w:pPr>
           </w:p>
         </w:tc>
@@ -1325,18 +1317,10 @@
           </w:p>
         </w:tc>
         <w:tc>
-          <w:tcPr>
-            <w:tcMar>
-              <w:top w:w="60" w:type="dxa"/>
-              <w:left w:w="120" w:type="dxa"/>
-              <w:bottom w:w="60" w:type="dxa"/>
-              <w:right w:w="120" w:type="dxa"/>
-            </w:tcMar>
-          </w:tcPr>
-          <w:p>
-            <w:pPr>
-              <w:pStyle w:val="Compact"/>
-              <w:wordWrap w:val="1"/>
+          <w:tcPr/>
+          <w:p>
+            <w:pPr>
+              <w:pStyle w:val="Compact"/>
             </w:pPr>
           </w:p>
         </w:tc>
@@ -1370,18 +1354,10 @@
           </w:p>
         </w:tc>
         <w:tc>
-          <w:tcPr>
-            <w:tcMar>
-              <w:top w:w="60" w:type="dxa"/>
-              <w:left w:w="120" w:type="dxa"/>
-              <w:bottom w:w="60" w:type="dxa"/>
-              <w:right w:w="120" w:type="dxa"/>
-            </w:tcMar>
-          </w:tcPr>
-          <w:p>
-            <w:pPr>
-              <w:pStyle w:val="Compact"/>
-              <w:wordWrap w:val="1"/>
+          <w:tcPr/>
+          <w:p>
+            <w:pPr>
+              <w:pStyle w:val="Compact"/>
             </w:pPr>
           </w:p>
         </w:tc>
@@ -1415,18 +1391,10 @@
           </w:p>
         </w:tc>
         <w:tc>
-          <w:tcPr>
-            <w:tcMar>
-              <w:top w:w="60" w:type="dxa"/>
-              <w:left w:w="120" w:type="dxa"/>
-              <w:bottom w:w="60" w:type="dxa"/>
-              <w:right w:w="120" w:type="dxa"/>
-            </w:tcMar>
-          </w:tcPr>
-          <w:p>
-            <w:pPr>
-              <w:pStyle w:val="Compact"/>
-              <w:wordWrap w:val="1"/>
+          <w:tcPr/>
+          <w:p>
+            <w:pPr>
+              <w:pStyle w:val="Compact"/>
             </w:pPr>
           </w:p>
         </w:tc>
@@ -1460,18 +1428,10 @@
           </w:p>
         </w:tc>
         <w:tc>
-          <w:tcPr>
-            <w:tcMar>
-              <w:top w:w="60" w:type="dxa"/>
-              <w:left w:w="120" w:type="dxa"/>
-              <w:bottom w:w="60" w:type="dxa"/>
-              <w:right w:w="120" w:type="dxa"/>
-            </w:tcMar>
-          </w:tcPr>
-          <w:p>
-            <w:pPr>
-              <w:pStyle w:val="Compact"/>
-              <w:wordWrap w:val="1"/>
+          <w:tcPr/>
+          <w:p>
+            <w:pPr>
+              <w:pStyle w:val="Compact"/>
             </w:pPr>
           </w:p>
         </w:tc>
@@ -1526,7 +1486,7 @@
         </w:trPr>
         <w:tc>
           <w:tcPr>
-            <w:tcW w:w="2460" w:type="dxa"/>
+            <w:tcW w:w="3000" w:type="dxa"/>
             <w:tcMar>
               <w:top w:w="60" w:type="dxa"/>
               <w:left w:w="120" w:type="dxa"/>
@@ -1547,7 +1507,7 @@
         </w:tc>
         <w:tc>
           <w:tcPr>
-            <w:tcW w:w="6328" w:type="dxa"/>
+            <w:tcW w:w="5788" w:type="dxa"/>
             <w:tcMar>
               <w:top w:w="60" w:type="dxa"/>
               <w:left w:w="120" w:type="dxa"/>
@@ -1569,9 +1529,7 @@
       </w:tr>
       <w:tr>
         <w:tc>
-          <w:tcPr>
-            <w:tcW w:w="2460" w:type="dxa"/>
-          </w:tcPr>
+          <w:tcPr/>
           <w:p>
             <w:pPr>
               <w:pStyle w:val="Compact"/>
@@ -1593,7 +1551,7 @@
         </w:tc>
         <w:tc>
           <w:tcPr>
-            <w:tcW w:w="6328" w:type="dxa"/>
+            <w:tcW w:w="5788" w:type="dxa"/>
             <w:tcMar>
               <w:top w:w="60" w:type="dxa"/>
               <w:left w:w="120" w:type="dxa"/>
@@ -1633,6 +1591,7 @@
         </w:tc>
         <w:tc>
           <w:tcPr>
+            <w:tcW w:w="5788" w:type="dxa"/>
             <w:tcMar>
               <w:top w:w="60" w:type="dxa"/>
               <w:left w:w="120" w:type="dxa"/>
@@ -1671,31 +1630,20 @@
           </w:p>
         </w:tc>
         <w:tc>
-          <w:tcPr>
-            <w:tcW w:w="6328" w:type="dxa"/>
-          </w:tcPr>
-          <w:p>
-            <w:pPr>
-              <w:pStyle w:val="Compact"/>
-            </w:pPr>
-          </w:p>
-        </w:tc>
-      </w:tr>
-      <w:tr>
-        <w:tc>
-          <w:tcPr>
-            <w:tcW w:w="2460" w:type="dxa"/>
-            <w:tcMar>
-              <w:top w:w="60" w:type="dxa"/>
-              <w:left w:w="120" w:type="dxa"/>
-              <w:bottom w:w="60" w:type="dxa"/>
-              <w:right w:w="120" w:type="dxa"/>
-            </w:tcMar>
-          </w:tcPr>
-          <w:p>
-            <w:pPr>
-              <w:pStyle w:val="Compact"/>
-              <w:wordWrap w:val="1"/>
+          <w:tcPr/>
+          <w:p>
+            <w:pPr>
+              <w:pStyle w:val="Compact"/>
+            </w:pPr>
+          </w:p>
+        </w:tc>
+      </w:tr>
+      <w:tr>
+        <w:tc>
+          <w:tcPr/>
+          <w:p>
+            <w:pPr>
+              <w:pStyle w:val="Compact"/>
             </w:pPr>
             <w:r>
               <w:rPr>
@@ -1713,10 +1661,19 @@
           </w:p>
         </w:tc>
         <w:tc>
-          <w:tcPr/>
-          <w:p>
-            <w:pPr>
-              <w:pStyle w:val="Compact"/>
+          <w:tcPr>
+            <w:tcW w:w="5788" w:type="dxa"/>
+            <w:tcMar>
+              <w:top w:w="60" w:type="dxa"/>
+              <w:left w:w="120" w:type="dxa"/>
+              <w:bottom w:w="60" w:type="dxa"/>
+              <w:right w:w="120" w:type="dxa"/>
+            </w:tcMar>
+          </w:tcPr>
+          <w:p>
+            <w:pPr>
+              <w:pStyle w:val="Compact"/>
+              <w:wordWrap w:val="1"/>
             </w:pPr>
           </w:p>
         </w:tc>
@@ -1785,18 +1742,10 @@
       </w:tr>
       <w:tr>
         <w:tc>
-          <w:tcPr>
-            <w:tcMar>
-              <w:top w:w="60" w:type="dxa"/>
-              <w:left w:w="120" w:type="dxa"/>
-              <w:bottom w:w="60" w:type="dxa"/>
-              <w:right w:w="120" w:type="dxa"/>
-            </w:tcMar>
-          </w:tcPr>
-          <w:p>
-            <w:pPr>
-              <w:pStyle w:val="Compact"/>
-              <w:wordWrap w:val="1"/>
+          <w:tcPr/>
+          <w:p>
+            <w:pPr>
+              <w:pStyle w:val="Compact"/>
             </w:pPr>
             <w:r>
               <w:rPr>
@@ -1814,18 +1763,10 @@
           </w:p>
         </w:tc>
         <w:tc>
-          <w:tcPr>
-            <w:tcMar>
-              <w:top w:w="60" w:type="dxa"/>
-              <w:left w:w="120" w:type="dxa"/>
-              <w:bottom w:w="60" w:type="dxa"/>
-              <w:right w:w="120" w:type="dxa"/>
-            </w:tcMar>
-          </w:tcPr>
-          <w:p>
-            <w:pPr>
-              <w:pStyle w:val="Compact"/>
-              <w:wordWrap w:val="1"/>
+          <w:tcPr/>
+          <w:p>
+            <w:pPr>
+              <w:pStyle w:val="Compact"/>
             </w:pPr>
           </w:p>
         </w:tc>
@@ -1870,7 +1811,7 @@
         </w:trPr>
         <w:tc>
           <w:tcPr>
-            <w:tcW w:w="2460" w:type="dxa"/>
+            <w:tcW w:w="2437" w:type="dxa"/>
             <w:tcMar>
               <w:top w:w="60" w:type="dxa"/>
               <w:left w:w="120" w:type="dxa"/>
@@ -1891,7 +1832,7 @@
         </w:tc>
         <w:tc>
           <w:tcPr>
-            <w:tcW w:w="6328" w:type="dxa"/>
+            <w:tcW w:w="6351" w:type="dxa"/>
             <w:tcMar>
               <w:top w:w="60" w:type="dxa"/>
               <w:left w:w="120" w:type="dxa"/>
@@ -1913,9 +1854,7 @@
       </w:tr>
       <w:tr>
         <w:tc>
-          <w:tcPr>
-            <w:tcW w:w="2460" w:type="dxa"/>
-          </w:tcPr>
+          <w:tcPr/>
           <w:p>
             <w:pPr>
               <w:pStyle w:val="Compact"/>
@@ -1927,7 +1866,7 @@
         </w:tc>
         <w:tc>
           <w:tcPr>
-            <w:tcW w:w="6328" w:type="dxa"/>
+            <w:tcW w:w="6351" w:type="dxa"/>
             <w:tcMar>
               <w:top w:w="60" w:type="dxa"/>
               <w:left w:w="120" w:type="dxa"/>
@@ -1957,17 +1896,11 @@
         </w:tc>
         <w:tc>
           <w:tcPr>
-            <w:tcMar>
-              <w:top w:w="60" w:type="dxa"/>
-              <w:left w:w="120" w:type="dxa"/>
-              <w:bottom w:w="60" w:type="dxa"/>
-              <w:right w:w="120" w:type="dxa"/>
-            </w:tcMar>
-          </w:tcPr>
-          <w:p>
-            <w:pPr>
-              <w:pStyle w:val="Compact"/>
-              <w:wordWrap w:val="1"/>
+            <w:tcW w:w="6351" w:type="dxa"/>
+          </w:tcPr>
+          <w:p>
+            <w:pPr>
+              <w:pStyle w:val="Compact"/>
             </w:pPr>
           </w:p>
         </w:tc>
@@ -1985,31 +1918,20 @@
           </w:p>
         </w:tc>
         <w:tc>
-          <w:tcPr>
-            <w:tcW w:w="6328" w:type="dxa"/>
-          </w:tcPr>
-          <w:p>
-            <w:pPr>
-              <w:pStyle w:val="Compact"/>
-            </w:pPr>
-          </w:p>
-        </w:tc>
-      </w:tr>
-      <w:tr>
-        <w:tc>
-          <w:tcPr>
-            <w:tcW w:w="2460" w:type="dxa"/>
-            <w:tcMar>
-              <w:top w:w="60" w:type="dxa"/>
-              <w:left w:w="120" w:type="dxa"/>
-              <w:bottom w:w="60" w:type="dxa"/>
-              <w:right w:w="120" w:type="dxa"/>
-            </w:tcMar>
-          </w:tcPr>
-          <w:p>
-            <w:pPr>
-              <w:pStyle w:val="Compact"/>
-              <w:wordWrap w:val="1"/>
+          <w:tcPr/>
+          <w:p>
+            <w:pPr>
+              <w:pStyle w:val="Compact"/>
+            </w:pPr>
+          </w:p>
+        </w:tc>
+      </w:tr>
+      <w:tr>
+        <w:tc>
+          <w:tcPr/>
+          <w:p>
+            <w:pPr>
+              <w:pStyle w:val="Compact"/>
             </w:pPr>
             <w:r>
               <w:t xml:space="preserve">고객 영향 여부</w:t>
@@ -2018,6 +1940,7 @@
         </w:tc>
         <w:tc>
           <w:tcPr>
+            <w:tcW w:w="6351" w:type="dxa"/>
             <w:tcMar>
               <w:top w:w="60" w:type="dxa"/>
               <w:left w:w="120" w:type="dxa"/>
@@ -2530,7 +2453,7 @@
         </w:trPr>
         <w:tc>
           <w:tcPr>
-            <w:tcW w:w="2460" w:type="dxa"/>
+            <w:tcW w:w="2813" w:type="dxa"/>
             <w:tcMar>
               <w:top w:w="60" w:type="dxa"/>
               <w:left w:w="120" w:type="dxa"/>
@@ -2551,7 +2474,7 @@
         </w:tc>
         <w:tc>
           <w:tcPr>
-            <w:tcW w:w="6328" w:type="dxa"/>
+            <w:tcW w:w="5975" w:type="dxa"/>
             <w:tcMar>
               <w:top w:w="60" w:type="dxa"/>
               <w:left w:w="120" w:type="dxa"/>
@@ -2573,9 +2496,7 @@
       </w:tr>
       <w:tr>
         <w:tc>
-          <w:tcPr>
-            <w:tcW w:w="2460" w:type="dxa"/>
-          </w:tcPr>
+          <w:tcPr/>
           <w:p>
             <w:pPr>
               <w:pStyle w:val="Compact"/>
@@ -2587,7 +2508,7 @@
         </w:tc>
         <w:tc>
           <w:tcPr>
-            <w:tcW w:w="6328" w:type="dxa"/>
+            <w:tcW w:w="5975" w:type="dxa"/>
             <w:tcMar>
               <w:top w:w="60" w:type="dxa"/>
               <w:left w:w="120" w:type="dxa"/>
@@ -2617,6 +2538,7 @@
         </w:tc>
         <w:tc>
           <w:tcPr>
+            <w:tcW w:w="5975" w:type="dxa"/>
             <w:tcMar>
               <w:top w:w="60" w:type="dxa"/>
               <w:left w:w="120" w:type="dxa"/>
@@ -2637,18 +2559,10 @@
       </w:tr>
       <w:tr>
         <w:tc>
-          <w:tcPr>
-            <w:tcMar>
-              <w:top w:w="60" w:type="dxa"/>
-              <w:left w:w="120" w:type="dxa"/>
-              <w:bottom w:w="60" w:type="dxa"/>
-              <w:right w:w="120" w:type="dxa"/>
-            </w:tcMar>
-          </w:tcPr>
-          <w:p>
-            <w:pPr>
-              <w:pStyle w:val="Compact"/>
-              <w:wordWrap w:val="1"/>
+          <w:tcPr/>
+          <w:p>
+            <w:pPr>
+              <w:pStyle w:val="Compact"/>
             </w:pPr>
             <w:r>
               <w:t xml:space="preserve">확인자 / 확인일</w:t>
@@ -2657,7 +2571,6 @@
         </w:tc>
         <w:tc>
           <w:tcPr>
-            <w:tcW w:w="6328" w:type="dxa"/>
             <w:tcMar>
               <w:top w:w="60" w:type="dxa"/>
               <w:left w:w="120" w:type="dxa"/>
@@ -3874,7 +3787,7 @@
         </w:trPr>
         <w:tc>
           <w:tcPr>
-            <w:tcW w:w="2460" w:type="dxa"/>
+            <w:tcW w:w="3000" w:type="dxa"/>
             <w:tcMar>
               <w:top w:w="60" w:type="dxa"/>
               <w:left w:w="120" w:type="dxa"/>
@@ -3895,7 +3808,7 @@
         </w:tc>
         <w:tc>
           <w:tcPr>
-            <w:tcW w:w="6328" w:type="dxa"/>
+            <w:tcW w:w="5788" w:type="dxa"/>
             <w:tcMar>
               <w:top w:w="60" w:type="dxa"/>
               <w:left w:w="120" w:type="dxa"/>
@@ -3917,9 +3830,7 @@
       </w:tr>
       <w:tr>
         <w:tc>
-          <w:tcPr>
-            <w:tcW w:w="2460" w:type="dxa"/>
-          </w:tcPr>
+          <w:tcPr/>
           <w:p>
             <w:pPr>
               <w:pStyle w:val="Compact"/>
@@ -3931,7 +3842,7 @@
         </w:tc>
         <w:tc>
           <w:tcPr>
-            <w:tcW w:w="6328" w:type="dxa"/>
+            <w:tcW w:w="5788" w:type="dxa"/>
             <w:tcMar>
               <w:top w:w="60" w:type="dxa"/>
               <w:left w:w="120" w:type="dxa"/>
@@ -3952,18 +3863,10 @@
       </w:tr>
       <w:tr>
         <w:tc>
-          <w:tcPr>
-            <w:tcMar>
-              <w:top w:w="60" w:type="dxa"/>
-              <w:left w:w="120" w:type="dxa"/>
-              <w:bottom w:w="60" w:type="dxa"/>
-              <w:right w:w="120" w:type="dxa"/>
-            </w:tcMar>
-          </w:tcPr>
-          <w:p>
-            <w:pPr>
-              <w:pStyle w:val="Compact"/>
-              <w:wordWrap w:val="1"/>
+          <w:tcPr/>
+          <w:p>
+            <w:pPr>
+              <w:pStyle w:val="Compact"/>
             </w:pPr>
             <w:r>
               <w:t xml:space="preserve">수평 전개 조치 내용</w:t>
@@ -3972,6 +3875,7 @@
         </w:tc>
         <w:tc>
           <w:tcPr>
+            <w:tcW w:w="5788" w:type="dxa"/>
             <w:tcMar>
               <w:top w:w="60" w:type="dxa"/>
               <w:left w:w="120" w:type="dxa"/>
@@ -4174,18 +4078,10 @@
           </w:p>
         </w:tc>
         <w:tc>
-          <w:tcPr>
-            <w:tcMar>
-              <w:top w:w="60" w:type="dxa"/>
-              <w:left w:w="120" w:type="dxa"/>
-              <w:bottom w:w="60" w:type="dxa"/>
-              <w:right w:w="120" w:type="dxa"/>
-            </w:tcMar>
-          </w:tcPr>
-          <w:p>
-            <w:pPr>
-              <w:pStyle w:val="Compact"/>
-              <w:wordWrap w:val="1"/>
+          <w:tcPr/>
+          <w:p>
+            <w:pPr>
+              <w:pStyle w:val="Compact"/>
             </w:pPr>
             <w:r>
               <w:t xml:space="preserve">[ ] 완료   [ ] 미완</w:t>
@@ -4219,18 +4115,10 @@
           </w:p>
         </w:tc>
         <w:tc>
-          <w:tcPr>
-            <w:tcMar>
-              <w:top w:w="60" w:type="dxa"/>
-              <w:left w:w="120" w:type="dxa"/>
-              <w:bottom w:w="60" w:type="dxa"/>
-              <w:right w:w="120" w:type="dxa"/>
-            </w:tcMar>
-          </w:tcPr>
-          <w:p>
-            <w:pPr>
-              <w:pStyle w:val="Compact"/>
-              <w:wordWrap w:val="1"/>
+          <w:tcPr/>
+          <w:p>
+            <w:pPr>
+              <w:pStyle w:val="Compact"/>
             </w:pPr>
             <w:r>
               <w:t xml:space="preserve">[ ] 완료   [ ] 미완</w:t>
@@ -4264,18 +4152,10 @@
           </w:p>
         </w:tc>
         <w:tc>
-          <w:tcPr>
-            <w:tcMar>
-              <w:top w:w="60" w:type="dxa"/>
-              <w:left w:w="120" w:type="dxa"/>
-              <w:bottom w:w="60" w:type="dxa"/>
-              <w:right w:w="120" w:type="dxa"/>
-            </w:tcMar>
-          </w:tcPr>
-          <w:p>
-            <w:pPr>
-              <w:pStyle w:val="Compact"/>
-              <w:wordWrap w:val="1"/>
+          <w:tcPr/>
+          <w:p>
+            <w:pPr>
+              <w:pStyle w:val="Compact"/>
             </w:pPr>
             <w:r>
               <w:t xml:space="preserve">[ ] 완료   [ ] 미완</w:t>
@@ -4309,18 +4189,10 @@
           </w:p>
         </w:tc>
         <w:tc>
-          <w:tcPr>
-            <w:tcMar>
-              <w:top w:w="60" w:type="dxa"/>
-              <w:left w:w="120" w:type="dxa"/>
-              <w:bottom w:w="60" w:type="dxa"/>
-              <w:right w:w="120" w:type="dxa"/>
-            </w:tcMar>
-          </w:tcPr>
-          <w:p>
-            <w:pPr>
-              <w:pStyle w:val="Compact"/>
-              <w:wordWrap w:val="1"/>
+          <w:tcPr/>
+          <w:p>
+            <w:pPr>
+              <w:pStyle w:val="Compact"/>
             </w:pPr>
             <w:r>
               <w:t xml:space="preserve">[ ] 완료   [ ] 미완</w:t>
@@ -4369,7 +4241,7 @@
         </w:trPr>
         <w:tc>
           <w:tcPr>
-            <w:tcW w:w="2460" w:type="dxa"/>
+            <w:tcW w:w="2813" w:type="dxa"/>
             <w:tcMar>
               <w:top w:w="60" w:type="dxa"/>
               <w:left w:w="120" w:type="dxa"/>
@@ -4390,7 +4262,7 @@
         </w:tc>
         <w:tc>
           <w:tcPr>
-            <w:tcW w:w="6328" w:type="dxa"/>
+            <w:tcW w:w="5975" w:type="dxa"/>
             <w:tcMar>
               <w:top w:w="60" w:type="dxa"/>
               <w:left w:w="120" w:type="dxa"/>
@@ -4412,9 +4284,7 @@
       </w:tr>
       <w:tr>
         <w:tc>
-          <w:tcPr>
-            <w:tcW w:w="2460" w:type="dxa"/>
-          </w:tcPr>
+          <w:tcPr/>
           <w:p>
             <w:pPr>
               <w:pStyle w:val="Compact"/>
@@ -4426,7 +4296,7 @@
         </w:tc>
         <w:tc>
           <w:tcPr>
-            <w:tcW w:w="6328" w:type="dxa"/>
+            <w:tcW w:w="5975" w:type="dxa"/>
             <w:tcMar>
               <w:top w:w="60" w:type="dxa"/>
               <w:left w:w="120" w:type="dxa"/>
@@ -4459,35 +4329,28 @@
         </w:tc>
         <w:tc>
           <w:tcPr>
-            <w:tcMar>
-              <w:top w:w="60" w:type="dxa"/>
-              <w:left w:w="120" w:type="dxa"/>
-              <w:bottom w:w="60" w:type="dxa"/>
-              <w:right w:w="120" w:type="dxa"/>
-            </w:tcMar>
-          </w:tcPr>
-          <w:p>
-            <w:pPr>
-              <w:pStyle w:val="Compact"/>
-              <w:wordWrap w:val="1"/>
-            </w:pPr>
-          </w:p>
-        </w:tc>
-      </w:tr>
-      <w:tr>
-        <w:tc>
-          <w:tcPr>
-            <w:tcMar>
-              <w:top w:w="60" w:type="dxa"/>
-              <w:left w:w="120" w:type="dxa"/>
-              <w:bottom w:w="60" w:type="dxa"/>
-              <w:right w:w="120" w:type="dxa"/>
-            </w:tcMar>
-          </w:tcPr>
-          <w:p>
-            <w:pPr>
-              <w:pStyle w:val="Compact"/>
-              <w:wordWrap w:val="1"/>
+            <w:tcW w:w="5975" w:type="dxa"/>
+            <w:tcMar>
+              <w:top w:w="60" w:type="dxa"/>
+              <w:left w:w="120" w:type="dxa"/>
+              <w:bottom w:w="60" w:type="dxa"/>
+              <w:right w:w="120" w:type="dxa"/>
+            </w:tcMar>
+          </w:tcPr>
+          <w:p>
+            <w:pPr>
+              <w:pStyle w:val="Compact"/>
+              <w:wordWrap w:val="1"/>
+            </w:pPr>
+          </w:p>
+        </w:tc>
+      </w:tr>
+      <w:tr>
+        <w:tc>
+          <w:tcPr/>
+          <w:p>
+            <w:pPr>
+              <w:pStyle w:val="Compact"/>
             </w:pPr>
             <w:r>
               <w:t xml:space="preserve">이행 확인자</w:t>
@@ -4495,19 +4358,10 @@
           </w:p>
         </w:tc>
         <w:tc>
-          <w:tcPr>
-            <w:tcW w:w="6328" w:type="dxa"/>
-            <w:tcMar>
-              <w:top w:w="60" w:type="dxa"/>
-              <w:left w:w="120" w:type="dxa"/>
-              <w:bottom w:w="60" w:type="dxa"/>
-              <w:right w:w="120" w:type="dxa"/>
-            </w:tcMar>
-          </w:tcPr>
-          <w:p>
-            <w:pPr>
-              <w:pStyle w:val="Compact"/>
-              <w:wordWrap w:val="1"/>
+          <w:tcPr/>
+          <w:p>
+            <w:pPr>
+              <w:pStyle w:val="Compact"/>
             </w:pPr>
           </w:p>
         </w:tc>
@@ -4548,7 +4402,7 @@
         </w:trPr>
         <w:tc>
           <w:tcPr>
-            <w:tcW w:w="2460" w:type="dxa"/>
+            <w:tcW w:w="3000" w:type="dxa"/>
             <w:tcMar>
               <w:top w:w="60" w:type="dxa"/>
               <w:left w:w="120" w:type="dxa"/>
@@ -4569,7 +4423,7 @@
         </w:tc>
         <w:tc>
           <w:tcPr>
-            <w:tcW w:w="6328" w:type="dxa"/>
+            <w:tcW w:w="5788" w:type="dxa"/>
             <w:tcMar>
               <w:top w:w="60" w:type="dxa"/>
               <w:left w:w="120" w:type="dxa"/>
@@ -4591,9 +4445,7 @@
       </w:tr>
       <w:tr>
         <w:tc>
-          <w:tcPr>
-            <w:tcW w:w="2460" w:type="dxa"/>
-          </w:tcPr>
+          <w:tcPr/>
           <w:p>
             <w:pPr>
               <w:pStyle w:val="Compact"/>
@@ -4605,7 +4457,7 @@
         </w:tc>
         <w:tc>
           <w:tcPr>
-            <w:tcW w:w="6328" w:type="dxa"/>
+            <w:tcW w:w="5788" w:type="dxa"/>
             <w:tcMar>
               <w:top w:w="60" w:type="dxa"/>
               <w:left w:w="120" w:type="dxa"/>
@@ -4638,6 +4490,7 @@
         </w:tc>
         <w:tc>
           <w:tcPr>
+            <w:tcW w:w="5788" w:type="dxa"/>
             <w:tcMar>
               <w:top w:w="60" w:type="dxa"/>
               <w:left w:w="120" w:type="dxa"/>
@@ -4669,31 +4522,20 @@
           </w:p>
         </w:tc>
         <w:tc>
-          <w:tcPr>
-            <w:tcW w:w="6328" w:type="dxa"/>
-          </w:tcPr>
-          <w:p>
-            <w:pPr>
-              <w:pStyle w:val="Compact"/>
-            </w:pPr>
-          </w:p>
-        </w:tc>
-      </w:tr>
-      <w:tr>
-        <w:tc>
-          <w:tcPr>
-            <w:tcW w:w="2460" w:type="dxa"/>
-            <w:tcMar>
-              <w:top w:w="60" w:type="dxa"/>
-              <w:left w:w="120" w:type="dxa"/>
-              <w:bottom w:w="60" w:type="dxa"/>
-              <w:right w:w="120" w:type="dxa"/>
-            </w:tcMar>
-          </w:tcPr>
-          <w:p>
-            <w:pPr>
-              <w:pStyle w:val="Compact"/>
-              <w:wordWrap w:val="1"/>
+          <w:tcPr/>
+          <w:p>
+            <w:pPr>
+              <w:pStyle w:val="Compact"/>
+            </w:pPr>
+          </w:p>
+        </w:tc>
+      </w:tr>
+      <w:tr>
+        <w:tc>
+          <w:tcPr/>
+          <w:p>
+            <w:pPr>
+              <w:pStyle w:val="Compact"/>
             </w:pPr>
             <w:r>
               <w:t xml:space="preserve">검증 결과</w:t>
@@ -4701,10 +4543,19 @@
           </w:p>
         </w:tc>
         <w:tc>
-          <w:tcPr/>
-          <w:p>
-            <w:pPr>
-              <w:pStyle w:val="Compact"/>
+          <w:tcPr>
+            <w:tcW w:w="5788" w:type="dxa"/>
+            <w:tcMar>
+              <w:top w:w="60" w:type="dxa"/>
+              <w:left w:w="120" w:type="dxa"/>
+              <w:bottom w:w="60" w:type="dxa"/>
+              <w:right w:w="120" w:type="dxa"/>
+            </w:tcMar>
+          </w:tcPr>
+          <w:p>
+            <w:pPr>
+              <w:pStyle w:val="Compact"/>
+              <w:wordWrap w:val="1"/>
             </w:pPr>
           </w:p>
         </w:tc>
@@ -4782,18 +4633,10 @@
       </w:tr>
       <w:tr>
         <w:tc>
-          <w:tcPr>
-            <w:tcMar>
-              <w:top w:w="60" w:type="dxa"/>
-              <w:left w:w="120" w:type="dxa"/>
-              <w:bottom w:w="60" w:type="dxa"/>
-              <w:right w:w="120" w:type="dxa"/>
-            </w:tcMar>
-          </w:tcPr>
-          <w:p>
-            <w:pPr>
-              <w:pStyle w:val="Compact"/>
-              <w:wordWrap w:val="1"/>
+          <w:tcPr/>
+          <w:p>
+            <w:pPr>
+              <w:pStyle w:val="Compact"/>
             </w:pPr>
             <w:r>
               <w:t xml:space="preserve">검증자</w:t>
@@ -4801,18 +4644,10 @@
           </w:p>
         </w:tc>
         <w:tc>
-          <w:tcPr>
-            <w:tcMar>
-              <w:top w:w="60" w:type="dxa"/>
-              <w:left w:w="120" w:type="dxa"/>
-              <w:bottom w:w="60" w:type="dxa"/>
-              <w:right w:w="120" w:type="dxa"/>
-            </w:tcMar>
-          </w:tcPr>
-          <w:p>
-            <w:pPr>
-              <w:pStyle w:val="Compact"/>
-              <w:wordWrap w:val="1"/>
+          <w:tcPr/>
+          <w:p>
+            <w:pPr>
+              <w:pStyle w:val="Compact"/>
             </w:pPr>
           </w:p>
         </w:tc>
@@ -5110,7 +4945,7 @@
         </w:trPr>
         <w:tc>
           <w:tcPr>
-            <w:tcW w:w="2460" w:type="dxa"/>
+            <w:tcW w:w="2813" w:type="dxa"/>
             <w:tcMar>
               <w:top w:w="60" w:type="dxa"/>
               <w:left w:w="120" w:type="dxa"/>
@@ -5131,7 +4966,7 @@
         </w:tc>
         <w:tc>
           <w:tcPr>
-            <w:tcW w:w="6328" w:type="dxa"/>
+            <w:tcW w:w="5975" w:type="dxa"/>
             <w:tcMar>
               <w:top w:w="60" w:type="dxa"/>
               <w:left w:w="120" w:type="dxa"/>
@@ -5153,9 +4988,7 @@
       </w:tr>
       <w:tr>
         <w:tc>
-          <w:tcPr>
-            <w:tcW w:w="2460" w:type="dxa"/>
-          </w:tcPr>
+          <w:tcPr/>
           <w:p>
             <w:pPr>
               <w:pStyle w:val="Compact"/>
@@ -5167,7 +5000,7 @@
         </w:tc>
         <w:tc>
           <w:tcPr>
-            <w:tcW w:w="6328" w:type="dxa"/>
+            <w:tcW w:w="5975" w:type="dxa"/>
             <w:tcMar>
               <w:top w:w="60" w:type="dxa"/>
               <w:left w:w="120" w:type="dxa"/>
@@ -5200,6 +5033,7 @@
         </w:tc>
         <w:tc>
           <w:tcPr>
+            <w:tcW w:w="5975" w:type="dxa"/>
             <w:tcMar>
               <w:top w:w="60" w:type="dxa"/>
               <w:left w:w="120" w:type="dxa"/>
@@ -5228,31 +5062,20 @@
           </w:p>
         </w:tc>
         <w:tc>
-          <w:tcPr>
-            <w:tcW w:w="6328" w:type="dxa"/>
-          </w:tcPr>
-          <w:p>
-            <w:pPr>
-              <w:pStyle w:val="Compact"/>
-            </w:pPr>
-          </w:p>
-        </w:tc>
-      </w:tr>
-      <w:tr>
-        <w:tc>
-          <w:tcPr>
-            <w:tcW w:w="2460" w:type="dxa"/>
-            <w:tcMar>
-              <w:top w:w="60" w:type="dxa"/>
-              <w:left w:w="120" w:type="dxa"/>
-              <w:bottom w:w="60" w:type="dxa"/>
-              <w:right w:w="120" w:type="dxa"/>
-            </w:tcMar>
-          </w:tcPr>
-          <w:p>
-            <w:pPr>
-              <w:pStyle w:val="Compact"/>
-              <w:wordWrap w:val="1"/>
+          <w:tcPr/>
+          <w:p>
+            <w:pPr>
+              <w:pStyle w:val="Compact"/>
+            </w:pPr>
+          </w:p>
+        </w:tc>
+      </w:tr>
+      <w:tr>
+        <w:tc>
+          <w:tcPr/>
+          <w:p>
+            <w:pPr>
+              <w:pStyle w:val="Compact"/>
             </w:pPr>
             <w:r>
               <w:rPr>
@@ -5265,35 +5088,28 @@
         </w:tc>
         <w:tc>
           <w:tcPr>
-            <w:tcMar>
-              <w:top w:w="60" w:type="dxa"/>
-              <w:left w:w="120" w:type="dxa"/>
-              <w:bottom w:w="60" w:type="dxa"/>
-              <w:right w:w="120" w:type="dxa"/>
-            </w:tcMar>
-          </w:tcPr>
-          <w:p>
-            <w:pPr>
-              <w:pStyle w:val="Compact"/>
-              <w:wordWrap w:val="1"/>
-            </w:pPr>
-          </w:p>
-        </w:tc>
-      </w:tr>
-      <w:tr>
-        <w:tc>
-          <w:tcPr>
-            <w:tcMar>
-              <w:top w:w="60" w:type="dxa"/>
-              <w:left w:w="120" w:type="dxa"/>
-              <w:bottom w:w="60" w:type="dxa"/>
-              <w:right w:w="120" w:type="dxa"/>
-            </w:tcMar>
-          </w:tcPr>
-          <w:p>
-            <w:pPr>
-              <w:pStyle w:val="Compact"/>
-              <w:wordWrap w:val="1"/>
+            <w:tcW w:w="5975" w:type="dxa"/>
+            <w:tcMar>
+              <w:top w:w="60" w:type="dxa"/>
+              <w:left w:w="120" w:type="dxa"/>
+              <w:bottom w:w="60" w:type="dxa"/>
+              <w:right w:w="120" w:type="dxa"/>
+            </w:tcMar>
+          </w:tcPr>
+          <w:p>
+            <w:pPr>
+              <w:pStyle w:val="Compact"/>
+              <w:wordWrap w:val="1"/>
+            </w:pPr>
+          </w:p>
+        </w:tc>
+      </w:tr>
+      <w:tr>
+        <w:tc>
+          <w:tcPr/>
+          <w:p>
+            <w:pPr>
+              <w:pStyle w:val="Compact"/>
             </w:pPr>
             <w:r>
               <w:t xml:space="preserve">CAR 최종 상태</w:t>
@@ -5301,18 +5117,10 @@
           </w:p>
         </w:tc>
         <w:tc>
-          <w:tcPr>
-            <w:tcMar>
-              <w:top w:w="60" w:type="dxa"/>
-              <w:left w:w="120" w:type="dxa"/>
-              <w:bottom w:w="60" w:type="dxa"/>
-              <w:right w:w="120" w:type="dxa"/>
-            </w:tcMar>
-          </w:tcPr>
-          <w:p>
-            <w:pPr>
-              <w:pStyle w:val="Compact"/>
-              <w:wordWrap w:val="1"/>
+          <w:tcPr/>
+          <w:p>
+            <w:pPr>
+              <w:pStyle w:val="Compact"/>
             </w:pPr>
             <w:r>
               <w:t xml:space="preserve">[ ]</w:t>
@@ -5957,8 +5765,8 @@
     <w:rPrDefault>
       <w:rPr>
         <w:rFonts w:asciiTheme="minorHAnsi" w:cstheme="minorBidi" w:eastAsiaTheme="minorEastAsia" w:hAnsiTheme="minorHAnsi"/>
-        <w:sz w:val="24"/>
-        <w:szCs w:val="24"/>
+        <w:sz w:val="20"/>
+        <w:szCs w:val="20"/>
         <w:lang w:bidi="ar-SA" w:eastAsia="zh-CN" w:val="en-US"/>
       </w:rPr>
     </w:rPrDefault>
@@ -6026,8 +5834,8 @@
     </w:pPr>
     <w:rPr>
       <w:rFonts w:asciiTheme="majorHAnsi" w:cstheme="majorBidi" w:eastAsiaTheme="majorEastAsia" w:hAnsiTheme="majorHAnsi"/>
-      <w:sz w:val="56"/>
-      <w:szCs w:val="56"/>
+      <w:sz w:val="44"/>
+      <w:szCs w:val="44"/>
     </w:rPr>
   </w:style>
   <w:style w:customStyle="1" w:styleId="TitleChar" w:type="character">
@@ -6038,8 +5846,8 @@
     <w:rsid w:val="00A10FD9"/>
     <w:rPr>
       <w:rFonts w:asciiTheme="majorHAnsi" w:cstheme="majorBidi" w:eastAsiaTheme="majorEastAsia" w:hAnsiTheme="majorHAnsi"/>
-      <w:sz w:val="56"/>
-      <w:szCs w:val="56"/>
+      <w:sz w:val="44"/>
+      <w:szCs w:val="44"/>
     </w:rPr>
   </w:style>
   <w:style w:styleId="Subtitle" w:type="paragraph">
@@ -6161,8 +5969,8 @@
     <w:rPr>
       <w:rFonts w:asciiTheme="majorHAnsi" w:cstheme="majorBidi" w:eastAsiaTheme="majorEastAsia" w:hAnsiTheme="majorHAnsi"/>
       <w:color w:themeColor="accent1" w:themeShade="BF" w:val="0F4761"/>
-      <w:sz w:val="40"/>
-      <w:szCs w:val="40"/>
+      <w:sz w:val="32"/>
+      <w:szCs w:val="32"/>
     </w:rPr>
   </w:style>
   <w:style w:styleId="Heading2" w:type="paragraph">
@@ -6352,8 +6160,8 @@
     <w:rPr>
       <w:rFonts w:asciiTheme="majorHAnsi" w:cstheme="majorBidi" w:eastAsiaTheme="majorEastAsia" w:hAnsiTheme="majorHAnsi"/>
       <w:color w:themeColor="accent1" w:themeShade="BF" w:val="0F4761"/>
-      <w:sz w:val="40"/>
-      <w:szCs w:val="40"/>
+      <w:sz w:val="32"/>
+      <w:szCs w:val="32"/>
     </w:rPr>
   </w:style>
   <w:style w:customStyle="1" w:styleId="Heading2Char" w:type="character">
